--- a/js/main.js.docx
+++ b/js/main.js.docx
@@ -3815,6 +3815,2276 @@
         <w:rPr>
           <w:rFonts w:hint="default"/>
         </w:rPr>
+        <w:t>function loadImage(src) {</w:t>
+      </w:r>
+    </w:p>
+    <w:p>
+      <w:pPr>
+        <w:rPr>
+          <w:rFonts w:hint="default"/>
+        </w:rPr>
+      </w:pPr>
+      <w:r>
+        <w:rPr>
+          <w:rFonts w:hint="default"/>
+        </w:rPr>
+        <w:t xml:space="preserve">    return new Promise((resolve, reject) =&gt; {</w:t>
+      </w:r>
+    </w:p>
+    <w:p>
+      <w:pPr>
+        <w:rPr>
+          <w:rFonts w:hint="default"/>
+        </w:rPr>
+      </w:pPr>
+      <w:r>
+        <w:rPr>
+          <w:rFonts w:hint="default"/>
+        </w:rPr>
+        <w:t xml:space="preserve">        const image = new Image();</w:t>
+      </w:r>
+    </w:p>
+    <w:p>
+      <w:pPr>
+        <w:rPr>
+          <w:rFonts w:hint="default"/>
+        </w:rPr>
+      </w:pPr>
+    </w:p>
+    <w:p>
+      <w:pPr>
+        <w:rPr>
+          <w:rFonts w:hint="default"/>
+        </w:rPr>
+      </w:pPr>
+      <w:r>
+        <w:rPr>
+          <w:rFonts w:hint="default"/>
+        </w:rPr>
+        <w:t xml:space="preserve">        image.onload = () =&gt; {</w:t>
+      </w:r>
+    </w:p>
+    <w:p>
+      <w:pPr>
+        <w:rPr>
+          <w:rFonts w:hint="default"/>
+        </w:rPr>
+      </w:pPr>
+      <w:r>
+        <w:rPr>
+          <w:rFonts w:hint="default"/>
+        </w:rPr>
+        <w:t xml:space="preserve">            resolve();</w:t>
+      </w:r>
+    </w:p>
+    <w:p>
+      <w:pPr>
+        <w:rPr>
+          <w:rFonts w:hint="default"/>
+        </w:rPr>
+      </w:pPr>
+      <w:r>
+        <w:rPr>
+          <w:rFonts w:hint="default"/>
+        </w:rPr>
+        <w:t xml:space="preserve">        };</w:t>
+      </w:r>
+    </w:p>
+    <w:p>
+      <w:pPr>
+        <w:rPr>
+          <w:rFonts w:hint="default"/>
+        </w:rPr>
+      </w:pPr>
+    </w:p>
+    <w:p>
+      <w:pPr>
+        <w:rPr>
+          <w:rFonts w:hint="default"/>
+        </w:rPr>
+      </w:pPr>
+      <w:r>
+        <w:rPr>
+          <w:rFonts w:hint="default"/>
+        </w:rPr>
+        <w:t xml:space="preserve">        image.onerror = () =&gt; {</w:t>
+      </w:r>
+    </w:p>
+    <w:p>
+      <w:pPr>
+        <w:rPr>
+          <w:rFonts w:hint="default"/>
+        </w:rPr>
+      </w:pPr>
+      <w:r>
+        <w:rPr>
+          <w:rFonts w:hint="default"/>
+        </w:rPr>
+        <w:t xml:space="preserve">            reject(new Error("Failed to load image: " + src));</w:t>
+      </w:r>
+    </w:p>
+    <w:p>
+      <w:pPr>
+        <w:rPr>
+          <w:rFonts w:hint="default"/>
+        </w:rPr>
+      </w:pPr>
+      <w:r>
+        <w:rPr>
+          <w:rFonts w:hint="default"/>
+        </w:rPr>
+        <w:t xml:space="preserve">        };</w:t>
+      </w:r>
+    </w:p>
+    <w:p>
+      <w:pPr>
+        <w:rPr>
+          <w:rFonts w:hint="default"/>
+        </w:rPr>
+      </w:pPr>
+    </w:p>
+    <w:p>
+      <w:pPr>
+        <w:rPr>
+          <w:rFonts w:hint="default"/>
+        </w:rPr>
+      </w:pPr>
+      <w:r>
+        <w:rPr>
+          <w:rFonts w:hint="default"/>
+        </w:rPr>
+        <w:t xml:space="preserve">        image.src = src;</w:t>
+      </w:r>
+    </w:p>
+    <w:p>
+      <w:pPr>
+        <w:rPr>
+          <w:rFonts w:hint="default"/>
+        </w:rPr>
+      </w:pPr>
+      <w:r>
+        <w:rPr>
+          <w:rFonts w:hint="default"/>
+        </w:rPr>
+        <w:t xml:space="preserve">    });</w:t>
+      </w:r>
+    </w:p>
+    <w:p>
+      <w:pPr>
+        <w:rPr>
+          <w:rFonts w:hint="default"/>
+        </w:rPr>
+      </w:pPr>
+      <w:r>
+        <w:rPr>
+          <w:rFonts w:hint="default"/>
+        </w:rPr>
+        <w:t>}</w:t>
+      </w:r>
+    </w:p>
+    <w:p>
+      <w:pPr>
+        <w:rPr>
+          <w:rFonts w:hint="default"/>
+        </w:rPr>
+      </w:pPr>
+      <w:r>
+        <w:rPr>
+          <w:rFonts w:hint="default"/>
+        </w:rPr>
+        <w:t>function loadAudio(src) {</w:t>
+      </w:r>
+    </w:p>
+    <w:p>
+      <w:pPr>
+        <w:rPr>
+          <w:rFonts w:hint="default"/>
+        </w:rPr>
+      </w:pPr>
+      <w:r>
+        <w:rPr>
+          <w:rFonts w:hint="default"/>
+        </w:rPr>
+        <w:t xml:space="preserve">    return new Promise((resolve, reject) =&gt; {</w:t>
+      </w:r>
+    </w:p>
+    <w:p>
+      <w:pPr>
+        <w:rPr>
+          <w:rFonts w:hint="default"/>
+        </w:rPr>
+      </w:pPr>
+      <w:r>
+        <w:rPr>
+          <w:rFonts w:hint="default"/>
+        </w:rPr>
+        <w:t xml:space="preserve">        const audio = new Audio();</w:t>
+      </w:r>
+    </w:p>
+    <w:p>
+      <w:pPr>
+        <w:rPr>
+          <w:rFonts w:hint="default"/>
+        </w:rPr>
+      </w:pPr>
+      <w:r>
+        <w:rPr>
+          <w:rFonts w:hint="default"/>
+        </w:rPr>
+        <w:t xml:space="preserve">        audio.addEventListener("canplaythrough", () =&gt; {</w:t>
+      </w:r>
+    </w:p>
+    <w:p>
+      <w:pPr>
+        <w:rPr>
+          <w:rFonts w:hint="default"/>
+        </w:rPr>
+      </w:pPr>
+      <w:r>
+        <w:rPr>
+          <w:rFonts w:hint="default"/>
+        </w:rPr>
+        <w:t xml:space="preserve">            resolve();</w:t>
+      </w:r>
+    </w:p>
+    <w:p>
+      <w:pPr>
+        <w:rPr>
+          <w:rFonts w:hint="default"/>
+        </w:rPr>
+      </w:pPr>
+      <w:r>
+        <w:rPr>
+          <w:rFonts w:hint="default"/>
+        </w:rPr>
+        <w:t xml:space="preserve">        }, { once: true });</w:t>
+      </w:r>
+    </w:p>
+    <w:p>
+      <w:pPr>
+        <w:rPr>
+          <w:rFonts w:hint="default"/>
+        </w:rPr>
+      </w:pPr>
+      <w:r>
+        <w:rPr>
+          <w:rFonts w:hint="default"/>
+        </w:rPr>
+        <w:t xml:space="preserve">        audio.addEventListener("error", () =&gt; {</w:t>
+      </w:r>
+    </w:p>
+    <w:p>
+      <w:pPr>
+        <w:rPr>
+          <w:rFonts w:hint="default"/>
+        </w:rPr>
+      </w:pPr>
+      <w:r>
+        <w:rPr>
+          <w:rFonts w:hint="default"/>
+        </w:rPr>
+        <w:t xml:space="preserve">            reject(new Error("Failed to load audio: " + src));</w:t>
+      </w:r>
+    </w:p>
+    <w:p>
+      <w:pPr>
+        <w:rPr>
+          <w:rFonts w:hint="default"/>
+        </w:rPr>
+      </w:pPr>
+      <w:r>
+        <w:rPr>
+          <w:rFonts w:hint="default"/>
+        </w:rPr>
+        <w:t xml:space="preserve">        }, { once: true });</w:t>
+      </w:r>
+    </w:p>
+    <w:p>
+      <w:pPr>
+        <w:rPr>
+          <w:rFonts w:hint="default"/>
+        </w:rPr>
+      </w:pPr>
+      <w:r>
+        <w:rPr>
+          <w:rFonts w:hint="default"/>
+        </w:rPr>
+        <w:t xml:space="preserve">        audio.preload = "auto";</w:t>
+      </w:r>
+    </w:p>
+    <w:p>
+      <w:pPr>
+        <w:rPr>
+          <w:rFonts w:hint="default"/>
+        </w:rPr>
+      </w:pPr>
+      <w:r>
+        <w:rPr>
+          <w:rFonts w:hint="default"/>
+        </w:rPr>
+        <w:t xml:space="preserve">        audio.src = src;</w:t>
+      </w:r>
+    </w:p>
+    <w:p>
+      <w:pPr>
+        <w:rPr>
+          <w:rFonts w:hint="default"/>
+        </w:rPr>
+      </w:pPr>
+      <w:r>
+        <w:rPr>
+          <w:rFonts w:hint="default"/>
+        </w:rPr>
+        <w:t xml:space="preserve">        audio.load();</w:t>
+      </w:r>
+    </w:p>
+    <w:p>
+      <w:pPr>
+        <w:rPr>
+          <w:rFonts w:hint="default"/>
+        </w:rPr>
+      </w:pPr>
+      <w:r>
+        <w:rPr>
+          <w:rFonts w:hint="default"/>
+        </w:rPr>
+        <w:t xml:space="preserve">    });</w:t>
+      </w:r>
+    </w:p>
+    <w:p>
+      <w:pPr>
+        <w:rPr>
+          <w:rFonts w:hint="default"/>
+        </w:rPr>
+      </w:pPr>
+      <w:r>
+        <w:rPr>
+          <w:rFonts w:hint="default"/>
+        </w:rPr>
+        <w:t>}</w:t>
+      </w:r>
+    </w:p>
+    <w:p>
+      <w:pPr>
+        <w:rPr>
+          <w:rFonts w:hint="default"/>
+        </w:rPr>
+      </w:pPr>
+      <w:r>
+        <w:rPr>
+          <w:rFonts w:hint="default"/>
+        </w:rPr>
+        <w:t>const gameImageAssets = [</w:t>
+      </w:r>
+    </w:p>
+    <w:p>
+      <w:pPr>
+        <w:rPr>
+          <w:rFonts w:hint="default"/>
+        </w:rPr>
+      </w:pPr>
+      <w:r>
+        <w:rPr>
+          <w:rFonts w:hint="default"/>
+        </w:rPr>
+        <w:t xml:space="preserve">    "assets/images/white-pawn.png",</w:t>
+      </w:r>
+    </w:p>
+    <w:p>
+      <w:pPr>
+        <w:rPr>
+          <w:rFonts w:hint="default"/>
+        </w:rPr>
+      </w:pPr>
+      <w:r>
+        <w:rPr>
+          <w:rFonts w:hint="default"/>
+        </w:rPr>
+        <w:t xml:space="preserve">    "assets/images/white-rook.png",</w:t>
+      </w:r>
+    </w:p>
+    <w:p>
+      <w:pPr>
+        <w:rPr>
+          <w:rFonts w:hint="default"/>
+        </w:rPr>
+      </w:pPr>
+      <w:r>
+        <w:rPr>
+          <w:rFonts w:hint="default"/>
+        </w:rPr>
+        <w:t xml:space="preserve">    "assets/images/white-knight.png",</w:t>
+      </w:r>
+    </w:p>
+    <w:p>
+      <w:pPr>
+        <w:rPr>
+          <w:rFonts w:hint="default"/>
+        </w:rPr>
+      </w:pPr>
+      <w:r>
+        <w:rPr>
+          <w:rFonts w:hint="default"/>
+        </w:rPr>
+        <w:t xml:space="preserve">    "assets/images/white-bishop.png",</w:t>
+      </w:r>
+    </w:p>
+    <w:p>
+      <w:pPr>
+        <w:rPr>
+          <w:rFonts w:hint="default"/>
+        </w:rPr>
+      </w:pPr>
+      <w:r>
+        <w:rPr>
+          <w:rFonts w:hint="default"/>
+        </w:rPr>
+        <w:t xml:space="preserve">    "assets/images/white-queen.png",</w:t>
+      </w:r>
+    </w:p>
+    <w:p>
+      <w:pPr>
+        <w:rPr>
+          <w:rFonts w:hint="default"/>
+        </w:rPr>
+      </w:pPr>
+      <w:r>
+        <w:rPr>
+          <w:rFonts w:hint="default"/>
+        </w:rPr>
+        <w:t xml:space="preserve">    "assets/images/white-king.png",</w:t>
+      </w:r>
+    </w:p>
+    <w:p>
+      <w:pPr>
+        <w:rPr>
+          <w:rFonts w:hint="default"/>
+        </w:rPr>
+      </w:pPr>
+      <w:r>
+        <w:rPr>
+          <w:rFonts w:hint="default"/>
+        </w:rPr>
+        <w:t xml:space="preserve">    "assets/images/black-pawn.png",</w:t>
+      </w:r>
+    </w:p>
+    <w:p>
+      <w:pPr>
+        <w:rPr>
+          <w:rFonts w:hint="default"/>
+        </w:rPr>
+      </w:pPr>
+      <w:r>
+        <w:rPr>
+          <w:rFonts w:hint="default"/>
+        </w:rPr>
+        <w:t xml:space="preserve">    "assets/images/black-rook.png",</w:t>
+      </w:r>
+    </w:p>
+    <w:p>
+      <w:pPr>
+        <w:rPr>
+          <w:rFonts w:hint="default"/>
+        </w:rPr>
+      </w:pPr>
+      <w:r>
+        <w:rPr>
+          <w:rFonts w:hint="default"/>
+        </w:rPr>
+        <w:t xml:space="preserve">    "assets/images/black-knight.png",</w:t>
+      </w:r>
+    </w:p>
+    <w:p>
+      <w:pPr>
+        <w:rPr>
+          <w:rFonts w:hint="default"/>
+        </w:rPr>
+      </w:pPr>
+      <w:r>
+        <w:rPr>
+          <w:rFonts w:hint="default"/>
+        </w:rPr>
+        <w:t xml:space="preserve">    "assets/images/black-bishop.png",</w:t>
+      </w:r>
+    </w:p>
+    <w:p>
+      <w:pPr>
+        <w:rPr>
+          <w:rFonts w:hint="default"/>
+        </w:rPr>
+      </w:pPr>
+      <w:r>
+        <w:rPr>
+          <w:rFonts w:hint="default"/>
+        </w:rPr>
+        <w:t xml:space="preserve">    "assets/images/black-queen.png",</w:t>
+      </w:r>
+    </w:p>
+    <w:p>
+      <w:pPr>
+        <w:rPr>
+          <w:rFonts w:hint="default"/>
+        </w:rPr>
+      </w:pPr>
+      <w:r>
+        <w:rPr>
+          <w:rFonts w:hint="default"/>
+        </w:rPr>
+        <w:t xml:space="preserve">    "assets/images/black-king.png"</w:t>
+      </w:r>
+    </w:p>
+    <w:p>
+      <w:pPr>
+        <w:rPr>
+          <w:rFonts w:hint="default"/>
+        </w:rPr>
+      </w:pPr>
+      <w:r>
+        <w:rPr>
+          <w:rFonts w:hint="default"/>
+        </w:rPr>
+        <w:t>];</w:t>
+      </w:r>
+    </w:p>
+    <w:p>
+      <w:pPr>
+        <w:rPr>
+          <w:rFonts w:hint="default"/>
+        </w:rPr>
+      </w:pPr>
+      <w:r>
+        <w:rPr>
+          <w:rFonts w:hint="default"/>
+        </w:rPr>
+        <w:t>const gameAudioAssets = [</w:t>
+      </w:r>
+    </w:p>
+    <w:p>
+      <w:pPr>
+        <w:rPr>
+          <w:rFonts w:hint="default"/>
+        </w:rPr>
+      </w:pPr>
+      <w:r>
+        <w:rPr>
+          <w:rFonts w:hint="default"/>
+        </w:rPr>
+        <w:t xml:space="preserve">    "assets/sounds/move.m4a",</w:t>
+      </w:r>
+    </w:p>
+    <w:p>
+      <w:pPr>
+        <w:rPr>
+          <w:rFonts w:hint="default"/>
+        </w:rPr>
+      </w:pPr>
+      <w:r>
+        <w:rPr>
+          <w:rFonts w:hint="default"/>
+        </w:rPr>
+        <w:t xml:space="preserve">    "assets/sounds/kill.m4a",</w:t>
+      </w:r>
+    </w:p>
+    <w:p>
+      <w:pPr>
+        <w:rPr>
+          <w:rFonts w:hint="default"/>
+        </w:rPr>
+      </w:pPr>
+      <w:r>
+        <w:rPr>
+          <w:rFonts w:hint="default"/>
+        </w:rPr>
+        <w:t xml:space="preserve">    "assets/sounds/Check.mp4",</w:t>
+      </w:r>
+    </w:p>
+    <w:p>
+      <w:pPr>
+        <w:rPr>
+          <w:rFonts w:hint="default"/>
+        </w:rPr>
+      </w:pPr>
+      <w:r>
+        <w:rPr>
+          <w:rFonts w:hint="default"/>
+        </w:rPr>
+        <w:t xml:space="preserve">    "assets/sounds/youWinSoundTrick.mp4"</w:t>
+      </w:r>
+    </w:p>
+    <w:p>
+      <w:pPr>
+        <w:rPr>
+          <w:rFonts w:hint="default"/>
+        </w:rPr>
+      </w:pPr>
+      <w:r>
+        <w:rPr>
+          <w:rFonts w:hint="default"/>
+        </w:rPr>
+        <w:t>];</w:t>
+      </w:r>
+    </w:p>
+    <w:p>
+      <w:pPr>
+        <w:rPr>
+          <w:rFonts w:hint="default"/>
+        </w:rPr>
+      </w:pPr>
+      <w:r>
+        <w:rPr>
+          <w:rFonts w:hint="default"/>
+        </w:rPr>
+        <w:t>let assetsReady = false;</w:t>
+      </w:r>
+    </w:p>
+    <w:p>
+      <w:pPr>
+        <w:rPr>
+          <w:rFonts w:hint="default"/>
+        </w:rPr>
+      </w:pPr>
+      <w:r>
+        <w:rPr>
+          <w:rFonts w:hint="default"/>
+        </w:rPr>
+        <w:t>function preloadGameAssets() {</w:t>
+      </w:r>
+    </w:p>
+    <w:p>
+      <w:pPr>
+        <w:rPr>
+          <w:rFonts w:hint="default"/>
+        </w:rPr>
+      </w:pPr>
+      <w:r>
+        <w:rPr>
+          <w:rFonts w:hint="default"/>
+        </w:rPr>
+        <w:t xml:space="preserve">    const imagePromises = gameImageAssets.map(src =&gt; loadImage(src));</w:t>
+      </w:r>
+    </w:p>
+    <w:p>
+      <w:pPr>
+        <w:rPr>
+          <w:rFonts w:hint="default"/>
+        </w:rPr>
+      </w:pPr>
+      <w:r>
+        <w:rPr>
+          <w:rFonts w:hint="default"/>
+        </w:rPr>
+        <w:t xml:space="preserve">    const audioPromises = gameAudioAssets.map(src =&gt; loadAudio(src));</w:t>
+      </w:r>
+    </w:p>
+    <w:p>
+      <w:pPr>
+        <w:rPr>
+          <w:rFonts w:hint="default"/>
+        </w:rPr>
+      </w:pPr>
+      <w:r>
+        <w:rPr>
+          <w:rFonts w:hint="default"/>
+        </w:rPr>
+        <w:t xml:space="preserve">    const characterVoicePromises = characterVoices.map(audio =&gt; {</w:t>
+      </w:r>
+    </w:p>
+    <w:p>
+      <w:pPr>
+        <w:rPr>
+          <w:rFonts w:hint="default"/>
+        </w:rPr>
+      </w:pPr>
+      <w:r>
+        <w:rPr>
+          <w:rFonts w:hint="default"/>
+        </w:rPr>
+        <w:t xml:space="preserve">        return new Promise((resolve, reject) =&gt; {</w:t>
+      </w:r>
+    </w:p>
+    <w:p>
+      <w:pPr>
+        <w:rPr>
+          <w:rFonts w:hint="default"/>
+        </w:rPr>
+      </w:pPr>
+      <w:r>
+        <w:rPr>
+          <w:rFonts w:hint="default"/>
+        </w:rPr>
+        <w:t xml:space="preserve">            if(audio.readyState &gt;= 4) {</w:t>
+      </w:r>
+    </w:p>
+    <w:p>
+      <w:pPr>
+        <w:rPr>
+          <w:rFonts w:hint="default"/>
+        </w:rPr>
+      </w:pPr>
+      <w:r>
+        <w:rPr>
+          <w:rFonts w:hint="default"/>
+        </w:rPr>
+        <w:t xml:space="preserve">                resolve();</w:t>
+      </w:r>
+    </w:p>
+    <w:p>
+      <w:pPr>
+        <w:rPr>
+          <w:rFonts w:hint="default"/>
+        </w:rPr>
+      </w:pPr>
+      <w:r>
+        <w:rPr>
+          <w:rFonts w:hint="default"/>
+        </w:rPr>
+        <w:t xml:space="preserve">                return;</w:t>
+      </w:r>
+    </w:p>
+    <w:p>
+      <w:pPr>
+        <w:rPr>
+          <w:rFonts w:hint="default"/>
+        </w:rPr>
+      </w:pPr>
+      <w:r>
+        <w:rPr>
+          <w:rFonts w:hint="default"/>
+        </w:rPr>
+        <w:t xml:space="preserve">            }</w:t>
+      </w:r>
+    </w:p>
+    <w:p>
+      <w:pPr>
+        <w:rPr>
+          <w:rFonts w:hint="default"/>
+        </w:rPr>
+      </w:pPr>
+      <w:r>
+        <w:rPr>
+          <w:rFonts w:hint="default"/>
+        </w:rPr>
+        <w:t xml:space="preserve">            audio.addEventListener("canplaythrough", () =&gt; {</w:t>
+      </w:r>
+    </w:p>
+    <w:p>
+      <w:pPr>
+        <w:rPr>
+          <w:rFonts w:hint="default"/>
+        </w:rPr>
+      </w:pPr>
+      <w:r>
+        <w:rPr>
+          <w:rFonts w:hint="default"/>
+        </w:rPr>
+        <w:t xml:space="preserve">                resolve();</w:t>
+      </w:r>
+    </w:p>
+    <w:p>
+      <w:pPr>
+        <w:rPr>
+          <w:rFonts w:hint="default"/>
+        </w:rPr>
+      </w:pPr>
+      <w:r>
+        <w:rPr>
+          <w:rFonts w:hint="default"/>
+        </w:rPr>
+        <w:t xml:space="preserve">            }, { once: true });</w:t>
+      </w:r>
+    </w:p>
+    <w:p>
+      <w:pPr>
+        <w:rPr>
+          <w:rFonts w:hint="default"/>
+        </w:rPr>
+      </w:pPr>
+      <w:r>
+        <w:rPr>
+          <w:rFonts w:hint="default"/>
+        </w:rPr>
+        <w:t xml:space="preserve">            audio.addEventListener("error", () =&gt; {</w:t>
+      </w:r>
+    </w:p>
+    <w:p>
+      <w:pPr>
+        <w:rPr>
+          <w:rFonts w:hint="default"/>
+        </w:rPr>
+      </w:pPr>
+      <w:r>
+        <w:rPr>
+          <w:rFonts w:hint="default"/>
+        </w:rPr>
+        <w:t xml:space="preserve">                reject(new Error("Failed to load character voice"));</w:t>
+      </w:r>
+    </w:p>
+    <w:p>
+      <w:pPr>
+        <w:rPr>
+          <w:rFonts w:hint="default"/>
+        </w:rPr>
+      </w:pPr>
+      <w:r>
+        <w:rPr>
+          <w:rFonts w:hint="default"/>
+        </w:rPr>
+        <w:t xml:space="preserve">            }, { once: true });</w:t>
+      </w:r>
+    </w:p>
+    <w:p>
+      <w:pPr>
+        <w:rPr>
+          <w:rFonts w:hint="default"/>
+        </w:rPr>
+      </w:pPr>
+      <w:r>
+        <w:rPr>
+          <w:rFonts w:hint="default"/>
+        </w:rPr>
+        <w:t xml:space="preserve">            audio.preload = "auto";</w:t>
+      </w:r>
+    </w:p>
+    <w:p>
+      <w:pPr>
+        <w:rPr>
+          <w:rFonts w:hint="default"/>
+        </w:rPr>
+      </w:pPr>
+      <w:r>
+        <w:rPr>
+          <w:rFonts w:hint="default"/>
+        </w:rPr>
+        <w:t xml:space="preserve">            audio.load();</w:t>
+      </w:r>
+    </w:p>
+    <w:p>
+      <w:pPr>
+        <w:rPr>
+          <w:rFonts w:hint="default"/>
+        </w:rPr>
+      </w:pPr>
+      <w:r>
+        <w:rPr>
+          <w:rFonts w:hint="default"/>
+        </w:rPr>
+        <w:t xml:space="preserve">        });</w:t>
+      </w:r>
+    </w:p>
+    <w:p>
+      <w:pPr>
+        <w:rPr>
+          <w:rFonts w:hint="default"/>
+        </w:rPr>
+      </w:pPr>
+      <w:r>
+        <w:rPr>
+          <w:rFonts w:hint="default"/>
+        </w:rPr>
+        <w:t xml:space="preserve">    });</w:t>
+      </w:r>
+    </w:p>
+    <w:p>
+      <w:pPr>
+        <w:rPr>
+          <w:rFonts w:hint="default"/>
+        </w:rPr>
+      </w:pPr>
+      <w:r>
+        <w:rPr>
+          <w:rFonts w:hint="default"/>
+        </w:rPr>
+        <w:t xml:space="preserve">    const musicPromises = [</w:t>
+      </w:r>
+    </w:p>
+    <w:p>
+      <w:pPr>
+        <w:rPr>
+          <w:rFonts w:hint="default"/>
+        </w:rPr>
+      </w:pPr>
+      <w:r>
+        <w:rPr>
+          <w:rFonts w:hint="default"/>
+        </w:rPr>
+        <w:t xml:space="preserve">    waitForAudioReady(firstMusic),</w:t>
+      </w:r>
+    </w:p>
+    <w:p>
+      <w:pPr>
+        <w:rPr>
+          <w:rFonts w:hint="default"/>
+        </w:rPr>
+      </w:pPr>
+      <w:r>
+        <w:rPr>
+          <w:rFonts w:hint="default"/>
+        </w:rPr>
+        <w:t xml:space="preserve">    waitForAudioReady(gameMusic)</w:t>
+      </w:r>
+    </w:p>
+    <w:p>
+      <w:pPr>
+        <w:rPr>
+          <w:rFonts w:hint="default"/>
+        </w:rPr>
+      </w:pPr>
+      <w:r>
+        <w:rPr>
+          <w:rFonts w:hint="default"/>
+        </w:rPr>
+        <w:t>];</w:t>
+      </w:r>
+    </w:p>
+    <w:p>
+      <w:pPr>
+        <w:rPr>
+          <w:rFonts w:hint="default"/>
+        </w:rPr>
+      </w:pPr>
+      <w:r>
+        <w:rPr>
+          <w:rFonts w:hint="default"/>
+        </w:rPr>
+        <w:t xml:space="preserve">    return Promise.all([</w:t>
+      </w:r>
+    </w:p>
+    <w:p>
+      <w:pPr>
+        <w:rPr>
+          <w:rFonts w:hint="default"/>
+        </w:rPr>
+      </w:pPr>
+      <w:r>
+        <w:rPr>
+          <w:rFonts w:hint="default"/>
+        </w:rPr>
+        <w:t xml:space="preserve">        ...imagePromises,</w:t>
+      </w:r>
+    </w:p>
+    <w:p>
+      <w:pPr>
+        <w:rPr>
+          <w:rFonts w:hint="default"/>
+        </w:rPr>
+      </w:pPr>
+      <w:r>
+        <w:rPr>
+          <w:rFonts w:hint="default"/>
+        </w:rPr>
+        <w:t xml:space="preserve">        ...audioPromises,</w:t>
+      </w:r>
+    </w:p>
+    <w:p>
+      <w:pPr>
+        <w:rPr>
+          <w:rFonts w:hint="default"/>
+        </w:rPr>
+      </w:pPr>
+      <w:r>
+        <w:rPr>
+          <w:rFonts w:hint="default"/>
+        </w:rPr>
+        <w:t xml:space="preserve">        ...characterVoicePromises</w:t>
+      </w:r>
+    </w:p>
+    <w:p>
+      <w:pPr>
+        <w:rPr>
+          <w:rFonts w:hint="default"/>
+        </w:rPr>
+      </w:pPr>
+      <w:r>
+        <w:rPr>
+          <w:rFonts w:hint="default"/>
+        </w:rPr>
+        <w:t xml:space="preserve">    ]).then(() =&gt; {</w:t>
+      </w:r>
+    </w:p>
+    <w:p>
+      <w:pPr>
+        <w:rPr>
+          <w:rFonts w:hint="default"/>
+        </w:rPr>
+      </w:pPr>
+      <w:r>
+        <w:rPr>
+          <w:rFonts w:hint="default"/>
+        </w:rPr>
+        <w:t xml:space="preserve">        assetsReady = true;</w:t>
+      </w:r>
+    </w:p>
+    <w:p>
+      <w:pPr>
+        <w:rPr>
+          <w:rFonts w:hint="default"/>
+        </w:rPr>
+      </w:pPr>
+      <w:r>
+        <w:rPr>
+          <w:rFonts w:hint="default"/>
+        </w:rPr>
+        <w:t xml:space="preserve">    });</w:t>
+      </w:r>
+    </w:p>
+    <w:p>
+      <w:pPr>
+        <w:rPr>
+          <w:rFonts w:hint="default"/>
+        </w:rPr>
+      </w:pPr>
+      <w:r>
+        <w:rPr>
+          <w:rFonts w:hint="default"/>
+        </w:rPr>
+        <w:t>}</w:t>
+      </w:r>
+    </w:p>
+    <w:p>
+      <w:pPr>
+        <w:rPr>
+          <w:rFonts w:hint="default"/>
+        </w:rPr>
+      </w:pPr>
+      <w:r>
+        <w:rPr>
+          <w:rFonts w:hint="default"/>
+        </w:rPr>
+        <w:t>function waitForAudioReady(audio) {</w:t>
+      </w:r>
+    </w:p>
+    <w:p>
+      <w:pPr>
+        <w:rPr>
+          <w:rFonts w:hint="default"/>
+        </w:rPr>
+      </w:pPr>
+      <w:r>
+        <w:rPr>
+          <w:rFonts w:hint="default"/>
+        </w:rPr>
+        <w:t xml:space="preserve">    return new Promise((resolve, reject) =&gt; {</w:t>
+      </w:r>
+    </w:p>
+    <w:p>
+      <w:pPr>
+        <w:rPr>
+          <w:rFonts w:hint="default"/>
+        </w:rPr>
+      </w:pPr>
+      <w:r>
+        <w:rPr>
+          <w:rFonts w:hint="default"/>
+        </w:rPr>
+        <w:t xml:space="preserve">        if(audio.readyState &gt;= 4) {</w:t>
+      </w:r>
+    </w:p>
+    <w:p>
+      <w:pPr>
+        <w:rPr>
+          <w:rFonts w:hint="default"/>
+        </w:rPr>
+      </w:pPr>
+      <w:r>
+        <w:rPr>
+          <w:rFonts w:hint="default"/>
+        </w:rPr>
+        <w:t xml:space="preserve">            resolve();</w:t>
+      </w:r>
+    </w:p>
+    <w:p>
+      <w:pPr>
+        <w:rPr>
+          <w:rFonts w:hint="default"/>
+        </w:rPr>
+      </w:pPr>
+      <w:r>
+        <w:rPr>
+          <w:rFonts w:hint="default"/>
+        </w:rPr>
+        <w:t xml:space="preserve">            return;</w:t>
+      </w:r>
+    </w:p>
+    <w:p>
+      <w:pPr>
+        <w:rPr>
+          <w:rFonts w:hint="default"/>
+        </w:rPr>
+      </w:pPr>
+      <w:r>
+        <w:rPr>
+          <w:rFonts w:hint="default"/>
+        </w:rPr>
+        <w:t xml:space="preserve">        }</w:t>
+      </w:r>
+    </w:p>
+    <w:p>
+      <w:pPr>
+        <w:rPr>
+          <w:rFonts w:hint="default"/>
+        </w:rPr>
+      </w:pPr>
+      <w:r>
+        <w:rPr>
+          <w:rFonts w:hint="default"/>
+        </w:rPr>
+        <w:t xml:space="preserve">        audio.addEventListener("canplaythrough", () =&gt; {</w:t>
+      </w:r>
+    </w:p>
+    <w:p>
+      <w:pPr>
+        <w:rPr>
+          <w:rFonts w:hint="default"/>
+        </w:rPr>
+      </w:pPr>
+      <w:r>
+        <w:rPr>
+          <w:rFonts w:hint="default"/>
+        </w:rPr>
+        <w:t xml:space="preserve">            resolve();</w:t>
+      </w:r>
+    </w:p>
+    <w:p>
+      <w:pPr>
+        <w:rPr>
+          <w:rFonts w:hint="default"/>
+        </w:rPr>
+      </w:pPr>
+      <w:r>
+        <w:rPr>
+          <w:rFonts w:hint="default"/>
+        </w:rPr>
+        <w:t xml:space="preserve">        }, { once: true });</w:t>
+      </w:r>
+    </w:p>
+    <w:p>
+      <w:pPr>
+        <w:rPr>
+          <w:rFonts w:hint="default"/>
+        </w:rPr>
+      </w:pPr>
+      <w:r>
+        <w:rPr>
+          <w:rFonts w:hint="default"/>
+        </w:rPr>
+        <w:t xml:space="preserve">        audio.addEventListener("error", () =&gt; {</w:t>
+      </w:r>
+    </w:p>
+    <w:p>
+      <w:pPr>
+        <w:rPr>
+          <w:rFonts w:hint="default"/>
+        </w:rPr>
+      </w:pPr>
+      <w:r>
+        <w:rPr>
+          <w:rFonts w:hint="default"/>
+        </w:rPr>
+        <w:t xml:space="preserve">            reject(new Error("Failed to load music"));</w:t>
+      </w:r>
+    </w:p>
+    <w:p>
+      <w:pPr>
+        <w:rPr>
+          <w:rFonts w:hint="default"/>
+        </w:rPr>
+      </w:pPr>
+      <w:r>
+        <w:rPr>
+          <w:rFonts w:hint="default"/>
+        </w:rPr>
+        <w:t xml:space="preserve">        }, { once: true });</w:t>
+      </w:r>
+    </w:p>
+    <w:p>
+      <w:pPr>
+        <w:rPr>
+          <w:rFonts w:hint="default"/>
+        </w:rPr>
+      </w:pPr>
+      <w:r>
+        <w:rPr>
+          <w:rFonts w:hint="default"/>
+        </w:rPr>
+        <w:t xml:space="preserve">        audio.preload = "auto";</w:t>
+      </w:r>
+    </w:p>
+    <w:p>
+      <w:pPr>
+        <w:rPr>
+          <w:rFonts w:hint="default"/>
+        </w:rPr>
+      </w:pPr>
+      <w:r>
+        <w:rPr>
+          <w:rFonts w:hint="default"/>
+        </w:rPr>
+        <w:t xml:space="preserve">        audio.load();</w:t>
+      </w:r>
+    </w:p>
+    <w:p>
+      <w:pPr>
+        <w:rPr>
+          <w:rFonts w:hint="default"/>
+        </w:rPr>
+      </w:pPr>
+      <w:r>
+        <w:rPr>
+          <w:rFonts w:hint="default"/>
+        </w:rPr>
+        <w:t xml:space="preserve">    });</w:t>
+      </w:r>
+    </w:p>
+    <w:p>
+      <w:pPr>
+        <w:rPr>
+          <w:rFonts w:hint="default"/>
+        </w:rPr>
+      </w:pPr>
+      <w:r>
+        <w:rPr>
+          <w:rFonts w:hint="default"/>
+        </w:rPr>
+        <w:t>}</w:t>
+      </w:r>
+    </w:p>
+    <w:p>
+      <w:pPr>
+        <w:rPr>
+          <w:rFonts w:hint="default"/>
+        </w:rPr>
+      </w:pPr>
+      <w:r>
+        <w:rPr>
+          <w:rFonts w:hint="default"/>
+        </w:rPr>
+        <w:t>function waitForAudioReady(audio) {</w:t>
+      </w:r>
+    </w:p>
+    <w:p>
+      <w:pPr>
+        <w:rPr>
+          <w:rFonts w:hint="default"/>
+        </w:rPr>
+      </w:pPr>
+      <w:r>
+        <w:rPr>
+          <w:rFonts w:hint="default"/>
+        </w:rPr>
+        <w:t xml:space="preserve">    return new Promise((resolve) =&gt; {</w:t>
+      </w:r>
+    </w:p>
+    <w:p>
+      <w:pPr>
+        <w:rPr>
+          <w:rFonts w:hint="default"/>
+        </w:rPr>
+      </w:pPr>
+      <w:r>
+        <w:rPr>
+          <w:rFonts w:hint="default"/>
+        </w:rPr>
+        <w:t xml:space="preserve">        if(audio.readyState &gt;= 3) {</w:t>
+      </w:r>
+    </w:p>
+    <w:p>
+      <w:pPr>
+        <w:rPr>
+          <w:rFonts w:hint="default"/>
+        </w:rPr>
+      </w:pPr>
+      <w:r>
+        <w:rPr>
+          <w:rFonts w:hint="default"/>
+        </w:rPr>
+        <w:t xml:space="preserve">            resolve();</w:t>
+      </w:r>
+    </w:p>
+    <w:p>
+      <w:pPr>
+        <w:rPr>
+          <w:rFonts w:hint="default"/>
+        </w:rPr>
+      </w:pPr>
+      <w:r>
+        <w:rPr>
+          <w:rFonts w:hint="default"/>
+        </w:rPr>
+        <w:t xml:space="preserve">            return;</w:t>
+      </w:r>
+    </w:p>
+    <w:p>
+      <w:pPr>
+        <w:rPr>
+          <w:rFonts w:hint="default"/>
+        </w:rPr>
+      </w:pPr>
+      <w:r>
+        <w:rPr>
+          <w:rFonts w:hint="default"/>
+        </w:rPr>
+        <w:t xml:space="preserve">        }</w:t>
+      </w:r>
+    </w:p>
+    <w:p>
+      <w:pPr>
+        <w:rPr>
+          <w:rFonts w:hint="default"/>
+        </w:rPr>
+      </w:pPr>
+      <w:r>
+        <w:rPr>
+          <w:rFonts w:hint="default"/>
+        </w:rPr>
+        <w:t xml:space="preserve">        const onReady = () =&gt; {</w:t>
+      </w:r>
+    </w:p>
+    <w:p>
+      <w:pPr>
+        <w:rPr>
+          <w:rFonts w:hint="default"/>
+        </w:rPr>
+      </w:pPr>
+      <w:r>
+        <w:rPr>
+          <w:rFonts w:hint="default"/>
+        </w:rPr>
+        <w:t xml:space="preserve">            audio.removeEventListener("canplaythrough", onReady);</w:t>
+      </w:r>
+    </w:p>
+    <w:p>
+      <w:pPr>
+        <w:rPr>
+          <w:rFonts w:hint="default"/>
+        </w:rPr>
+      </w:pPr>
+      <w:r>
+        <w:rPr>
+          <w:rFonts w:hint="default"/>
+        </w:rPr>
+        <w:t xml:space="preserve">            audio.removeEventListener("loadeddata", onReady);</w:t>
+      </w:r>
+    </w:p>
+    <w:p>
+      <w:pPr>
+        <w:rPr>
+          <w:rFonts w:hint="default"/>
+        </w:rPr>
+      </w:pPr>
+      <w:r>
+        <w:rPr>
+          <w:rFonts w:hint="default"/>
+        </w:rPr>
+        <w:t xml:space="preserve">            resolve();</w:t>
+      </w:r>
+    </w:p>
+    <w:p>
+      <w:pPr>
+        <w:rPr>
+          <w:rFonts w:hint="default"/>
+        </w:rPr>
+      </w:pPr>
+      <w:r>
+        <w:rPr>
+          <w:rFonts w:hint="default"/>
+        </w:rPr>
+        <w:t xml:space="preserve">        };</w:t>
+      </w:r>
+    </w:p>
+    <w:p>
+      <w:pPr>
+        <w:rPr>
+          <w:rFonts w:hint="default"/>
+        </w:rPr>
+      </w:pPr>
+      <w:r>
+        <w:rPr>
+          <w:rFonts w:hint="default"/>
+        </w:rPr>
+        <w:t xml:space="preserve">        audio.addEventListener("canplaythrough", onReady);</w:t>
+      </w:r>
+    </w:p>
+    <w:p>
+      <w:pPr>
+        <w:rPr>
+          <w:rFonts w:hint="default"/>
+        </w:rPr>
+      </w:pPr>
+      <w:r>
+        <w:rPr>
+          <w:rFonts w:hint="default"/>
+        </w:rPr>
+        <w:t xml:space="preserve">        audio.addEventListener("loadeddata", onReady);</w:t>
+      </w:r>
+    </w:p>
+    <w:p>
+      <w:pPr>
+        <w:rPr>
+          <w:rFonts w:hint="default"/>
+        </w:rPr>
+      </w:pPr>
+      <w:r>
+        <w:rPr>
+          <w:rFonts w:hint="default"/>
+        </w:rPr>
+        <w:t xml:space="preserve">        audio.load();</w:t>
+      </w:r>
+    </w:p>
+    <w:p>
+      <w:pPr>
+        <w:rPr>
+          <w:rFonts w:hint="default"/>
+        </w:rPr>
+      </w:pPr>
+      <w:r>
+        <w:rPr>
+          <w:rFonts w:hint="default"/>
+        </w:rPr>
+        <w:t xml:space="preserve">    });</w:t>
+      </w:r>
+    </w:p>
+    <w:p>
+      <w:pPr>
+        <w:rPr>
+          <w:rFonts w:hint="default"/>
+        </w:rPr>
+      </w:pPr>
+      <w:r>
+        <w:rPr>
+          <w:rFonts w:hint="default"/>
+        </w:rPr>
+        <w:t>}</w:t>
+      </w:r>
+    </w:p>
+    <w:p>
+      <w:pPr>
+        <w:rPr>
+          <w:rFonts w:hint="default"/>
+        </w:rPr>
+      </w:pPr>
+      <w:r>
+        <w:rPr>
+          <w:rFonts w:hint="default"/>
+        </w:rPr>
+        <w:t>function preloadAssets() {</w:t>
+      </w:r>
+    </w:p>
+    <w:p>
+      <w:pPr>
+        <w:rPr>
+          <w:rFonts w:hint="default"/>
+        </w:rPr>
+      </w:pPr>
+      <w:r>
+        <w:rPr>
+          <w:rFonts w:hint="default"/>
+        </w:rPr>
+        <w:t xml:space="preserve">    const imagePaths = [</w:t>
+      </w:r>
+    </w:p>
+    <w:p>
+      <w:pPr>
+        <w:rPr>
+          <w:rFonts w:hint="default"/>
+        </w:rPr>
+      </w:pPr>
+      <w:r>
+        <w:rPr>
+          <w:rFonts w:hint="default"/>
+        </w:rPr>
+        <w:t xml:space="preserve">        "assets/images/white-pawn.png",</w:t>
+      </w:r>
+    </w:p>
+    <w:p>
+      <w:pPr>
+        <w:rPr>
+          <w:rFonts w:hint="default"/>
+        </w:rPr>
+      </w:pPr>
+      <w:r>
+        <w:rPr>
+          <w:rFonts w:hint="default"/>
+        </w:rPr>
+        <w:t xml:space="preserve">        "assets/images/white-rook.png",</w:t>
+      </w:r>
+    </w:p>
+    <w:p>
+      <w:pPr>
+        <w:rPr>
+          <w:rFonts w:hint="default"/>
+        </w:rPr>
+      </w:pPr>
+      <w:r>
+        <w:rPr>
+          <w:rFonts w:hint="default"/>
+        </w:rPr>
+        <w:t xml:space="preserve">        "assets/images/white-knight.png",</w:t>
+      </w:r>
+    </w:p>
+    <w:p>
+      <w:pPr>
+        <w:rPr>
+          <w:rFonts w:hint="default"/>
+        </w:rPr>
+      </w:pPr>
+      <w:r>
+        <w:rPr>
+          <w:rFonts w:hint="default"/>
+        </w:rPr>
+        <w:t xml:space="preserve">        "assets/images/white-bishop.png",</w:t>
+      </w:r>
+    </w:p>
+    <w:p>
+      <w:pPr>
+        <w:rPr>
+          <w:rFonts w:hint="default"/>
+        </w:rPr>
+      </w:pPr>
+      <w:r>
+        <w:rPr>
+          <w:rFonts w:hint="default"/>
+        </w:rPr>
+        <w:t xml:space="preserve">        "assets/images/white-queen.png",</w:t>
+      </w:r>
+    </w:p>
+    <w:p>
+      <w:pPr>
+        <w:rPr>
+          <w:rFonts w:hint="default"/>
+        </w:rPr>
+      </w:pPr>
+      <w:r>
+        <w:rPr>
+          <w:rFonts w:hint="default"/>
+        </w:rPr>
+        <w:t xml:space="preserve">        "assets/images/white-king.png",</w:t>
+      </w:r>
+    </w:p>
+    <w:p>
+      <w:pPr>
+        <w:rPr>
+          <w:rFonts w:hint="default"/>
+        </w:rPr>
+      </w:pPr>
+      <w:r>
+        <w:rPr>
+          <w:rFonts w:hint="default"/>
+        </w:rPr>
+        <w:t xml:space="preserve">        "assets/images/black-pawn.png",</w:t>
+      </w:r>
+    </w:p>
+    <w:p>
+      <w:pPr>
+        <w:rPr>
+          <w:rFonts w:hint="default"/>
+        </w:rPr>
+      </w:pPr>
+      <w:r>
+        <w:rPr>
+          <w:rFonts w:hint="default"/>
+        </w:rPr>
+        <w:t xml:space="preserve">        "assets/images/black-rook.png",</w:t>
+      </w:r>
+    </w:p>
+    <w:p>
+      <w:pPr>
+        <w:rPr>
+          <w:rFonts w:hint="default"/>
+        </w:rPr>
+      </w:pPr>
+      <w:r>
+        <w:rPr>
+          <w:rFonts w:hint="default"/>
+        </w:rPr>
+        <w:t xml:space="preserve">        "assets/images/black-knight.png",</w:t>
+      </w:r>
+    </w:p>
+    <w:p>
+      <w:pPr>
+        <w:rPr>
+          <w:rFonts w:hint="default"/>
+        </w:rPr>
+      </w:pPr>
+      <w:r>
+        <w:rPr>
+          <w:rFonts w:hint="default"/>
+        </w:rPr>
+        <w:t xml:space="preserve">        "assets/images/black-bishop.png",</w:t>
+      </w:r>
+    </w:p>
+    <w:p>
+      <w:pPr>
+        <w:rPr>
+          <w:rFonts w:hint="default"/>
+        </w:rPr>
+      </w:pPr>
+      <w:r>
+        <w:rPr>
+          <w:rFonts w:hint="default"/>
+        </w:rPr>
+        <w:t xml:space="preserve">        "assets/images/black-queen.png",</w:t>
+      </w:r>
+    </w:p>
+    <w:p>
+      <w:pPr>
+        <w:rPr>
+          <w:rFonts w:hint="default"/>
+        </w:rPr>
+      </w:pPr>
+      <w:r>
+        <w:rPr>
+          <w:rFonts w:hint="default"/>
+        </w:rPr>
+        <w:t xml:space="preserve">        "assets/images/black-king.png"</w:t>
+      </w:r>
+    </w:p>
+    <w:p>
+      <w:pPr>
+        <w:rPr>
+          <w:rFonts w:hint="default"/>
+        </w:rPr>
+      </w:pPr>
+      <w:r>
+        <w:rPr>
+          <w:rFonts w:hint="default"/>
+        </w:rPr>
+        <w:t xml:space="preserve">    ];</w:t>
+      </w:r>
+    </w:p>
+    <w:p>
+      <w:pPr>
+        <w:rPr>
+          <w:rFonts w:hint="default"/>
+        </w:rPr>
+      </w:pPr>
+      <w:r>
+        <w:rPr>
+          <w:rFonts w:hint="default"/>
+        </w:rPr>
+        <w:t xml:space="preserve">    const imagePromises = imagePaths.map((src) =&gt; {</w:t>
+      </w:r>
+    </w:p>
+    <w:p>
+      <w:pPr>
+        <w:rPr>
+          <w:rFonts w:hint="default"/>
+        </w:rPr>
+      </w:pPr>
+      <w:r>
+        <w:rPr>
+          <w:rFonts w:hint="default"/>
+        </w:rPr>
+        <w:t xml:space="preserve">        return new Promise((resolve) =&gt; {</w:t>
+      </w:r>
+    </w:p>
+    <w:p>
+      <w:pPr>
+        <w:rPr>
+          <w:rFonts w:hint="default"/>
+        </w:rPr>
+      </w:pPr>
+      <w:r>
+        <w:rPr>
+          <w:rFonts w:hint="default"/>
+        </w:rPr>
+        <w:t xml:space="preserve">            const img = new Image();</w:t>
+      </w:r>
+    </w:p>
+    <w:p>
+      <w:pPr>
+        <w:rPr>
+          <w:rFonts w:hint="default"/>
+        </w:rPr>
+      </w:pPr>
+      <w:r>
+        <w:rPr>
+          <w:rFonts w:hint="default"/>
+        </w:rPr>
+        <w:t xml:space="preserve">            img.onload = () =&gt; resolve();</w:t>
+      </w:r>
+    </w:p>
+    <w:p>
+      <w:pPr>
+        <w:rPr>
+          <w:rFonts w:hint="default"/>
+        </w:rPr>
+      </w:pPr>
+      <w:r>
+        <w:rPr>
+          <w:rFonts w:hint="default"/>
+        </w:rPr>
+        <w:t xml:space="preserve">            img.onerror = () =&gt; resolve();</w:t>
+      </w:r>
+    </w:p>
+    <w:p>
+      <w:pPr>
+        <w:rPr>
+          <w:rFonts w:hint="default"/>
+        </w:rPr>
+      </w:pPr>
+      <w:r>
+        <w:rPr>
+          <w:rFonts w:hint="default"/>
+        </w:rPr>
+        <w:t xml:space="preserve">            img.src = src;</w:t>
+      </w:r>
+    </w:p>
+    <w:p>
+      <w:pPr>
+        <w:rPr>
+          <w:rFonts w:hint="default"/>
+        </w:rPr>
+      </w:pPr>
+      <w:r>
+        <w:rPr>
+          <w:rFonts w:hint="default"/>
+        </w:rPr>
+        <w:t xml:space="preserve">        });</w:t>
+      </w:r>
+    </w:p>
+    <w:p>
+      <w:pPr>
+        <w:rPr>
+          <w:rFonts w:hint="default"/>
+        </w:rPr>
+      </w:pPr>
+      <w:r>
+        <w:rPr>
+          <w:rFonts w:hint="default"/>
+        </w:rPr>
+        <w:t xml:space="preserve">    });</w:t>
+      </w:r>
+    </w:p>
+    <w:p>
+      <w:pPr>
+        <w:rPr>
+          <w:rFonts w:hint="default"/>
+        </w:rPr>
+      </w:pPr>
+      <w:r>
+        <w:rPr>
+          <w:rFonts w:hint="default"/>
+        </w:rPr>
+        <w:t xml:space="preserve">    const audioPromises = [</w:t>
+      </w:r>
+    </w:p>
+    <w:p>
+      <w:pPr>
+        <w:rPr>
+          <w:rFonts w:hint="default"/>
+        </w:rPr>
+      </w:pPr>
+      <w:r>
+        <w:rPr>
+          <w:rFonts w:hint="default"/>
+        </w:rPr>
+        <w:t xml:space="preserve">        waitForAudioReady(moveSound),</w:t>
+      </w:r>
+    </w:p>
+    <w:p>
+      <w:pPr>
+        <w:rPr>
+          <w:rFonts w:hint="default"/>
+        </w:rPr>
+      </w:pPr>
+      <w:r>
+        <w:rPr>
+          <w:rFonts w:hint="default"/>
+        </w:rPr>
+        <w:t xml:space="preserve">        waitForAudioReady(killSound),</w:t>
+      </w:r>
+    </w:p>
+    <w:p>
+      <w:pPr>
+        <w:rPr>
+          <w:rFonts w:hint="default"/>
+        </w:rPr>
+      </w:pPr>
+      <w:r>
+        <w:rPr>
+          <w:rFonts w:hint="default"/>
+        </w:rPr>
+        <w:t xml:space="preserve">        waitForAudioReady(checkSound),</w:t>
+      </w:r>
+    </w:p>
+    <w:p>
+      <w:pPr>
+        <w:rPr>
+          <w:rFonts w:hint="default"/>
+        </w:rPr>
+      </w:pPr>
+      <w:r>
+        <w:rPr>
+          <w:rFonts w:hint="default"/>
+        </w:rPr>
+        <w:t xml:space="preserve">        waitForAudioReady(youWinSound),</w:t>
+      </w:r>
+    </w:p>
+    <w:p>
+      <w:pPr>
+        <w:rPr>
+          <w:rFonts w:hint="default"/>
+        </w:rPr>
+      </w:pPr>
+      <w:r>
+        <w:rPr>
+          <w:rFonts w:hint="default"/>
+        </w:rPr>
+        <w:t xml:space="preserve">        waitForAudioReady(youLoseSound)</w:t>
+      </w:r>
+    </w:p>
+    <w:p>
+      <w:pPr>
+        <w:rPr>
+          <w:rFonts w:hint="default"/>
+        </w:rPr>
+      </w:pPr>
+      <w:r>
+        <w:rPr>
+          <w:rFonts w:hint="default"/>
+        </w:rPr>
+        <w:t xml:space="preserve">    ];</w:t>
+      </w:r>
+    </w:p>
+    <w:p>
+      <w:pPr>
+        <w:rPr>
+          <w:rFonts w:hint="default"/>
+        </w:rPr>
+      </w:pPr>
+      <w:r>
+        <w:rPr>
+          <w:rFonts w:hint="default"/>
+        </w:rPr>
+        <w:t xml:space="preserve">    const characterVoicePromises = characterVoices.map((voice) =&gt; {</w:t>
+      </w:r>
+    </w:p>
+    <w:p>
+      <w:pPr>
+        <w:rPr>
+          <w:rFonts w:hint="default"/>
+        </w:rPr>
+      </w:pPr>
+      <w:r>
+        <w:rPr>
+          <w:rFonts w:hint="default"/>
+        </w:rPr>
+        <w:t xml:space="preserve">        return waitForAudioReady(voice);</w:t>
+      </w:r>
+    </w:p>
+    <w:p>
+      <w:pPr>
+        <w:rPr>
+          <w:rFonts w:hint="default"/>
+        </w:rPr>
+      </w:pPr>
+      <w:r>
+        <w:rPr>
+          <w:rFonts w:hint="default"/>
+        </w:rPr>
+        <w:t xml:space="preserve">    });</w:t>
+      </w:r>
+    </w:p>
+    <w:p>
+      <w:pPr>
+        <w:rPr>
+          <w:rFonts w:hint="default"/>
+        </w:rPr>
+      </w:pPr>
+      <w:r>
+        <w:rPr>
+          <w:rFonts w:hint="default"/>
+        </w:rPr>
+        <w:t xml:space="preserve">    const musicPromises = [</w:t>
+      </w:r>
+    </w:p>
+    <w:p>
+      <w:pPr>
+        <w:rPr>
+          <w:rFonts w:hint="default"/>
+        </w:rPr>
+      </w:pPr>
+      <w:r>
+        <w:rPr>
+          <w:rFonts w:hint="default"/>
+        </w:rPr>
+        <w:t xml:space="preserve">        waitForAudioReady(firstMusic),</w:t>
+      </w:r>
+    </w:p>
+    <w:p>
+      <w:pPr>
+        <w:rPr>
+          <w:rFonts w:hint="default"/>
+        </w:rPr>
+      </w:pPr>
+      <w:r>
+        <w:rPr>
+          <w:rFonts w:hint="default"/>
+        </w:rPr>
+        <w:t xml:space="preserve">        waitForAudioReady(gameMusic)</w:t>
+      </w:r>
+    </w:p>
+    <w:p>
+      <w:pPr>
+        <w:rPr>
+          <w:rFonts w:hint="default"/>
+        </w:rPr>
+      </w:pPr>
+      <w:r>
+        <w:rPr>
+          <w:rFonts w:hint="default"/>
+        </w:rPr>
+        <w:t xml:space="preserve">    ];</w:t>
+      </w:r>
+    </w:p>
+    <w:p>
+      <w:pPr>
+        <w:rPr>
+          <w:rFonts w:hint="default"/>
+        </w:rPr>
+      </w:pPr>
+      <w:r>
+        <w:rPr>
+          <w:rFonts w:hint="default"/>
+        </w:rPr>
+        <w:t xml:space="preserve">    return Promise.all([</w:t>
+      </w:r>
+    </w:p>
+    <w:p>
+      <w:pPr>
+        <w:rPr>
+          <w:rFonts w:hint="default"/>
+        </w:rPr>
+      </w:pPr>
+      <w:r>
+        <w:rPr>
+          <w:rFonts w:hint="default"/>
+        </w:rPr>
+        <w:t xml:space="preserve">        ...imagePromises,</w:t>
+      </w:r>
+    </w:p>
+    <w:p>
+      <w:pPr>
+        <w:rPr>
+          <w:rFonts w:hint="default"/>
+        </w:rPr>
+      </w:pPr>
+      <w:r>
+        <w:rPr>
+          <w:rFonts w:hint="default"/>
+        </w:rPr>
+        <w:t xml:space="preserve">        ...audioPromises,</w:t>
+      </w:r>
+    </w:p>
+    <w:p>
+      <w:pPr>
+        <w:rPr>
+          <w:rFonts w:hint="default"/>
+        </w:rPr>
+      </w:pPr>
+      <w:r>
+        <w:rPr>
+          <w:rFonts w:hint="default"/>
+        </w:rPr>
+        <w:t xml:space="preserve">        ...characterVoicePromises,</w:t>
+      </w:r>
+    </w:p>
+    <w:p>
+      <w:pPr>
+        <w:rPr>
+          <w:rFonts w:hint="default"/>
+        </w:rPr>
+      </w:pPr>
+      <w:r>
+        <w:rPr>
+          <w:rFonts w:hint="default"/>
+        </w:rPr>
+        <w:t xml:space="preserve">        ...musicPromises</w:t>
+      </w:r>
+    </w:p>
+    <w:p>
+      <w:pPr>
+        <w:rPr>
+          <w:rFonts w:hint="default"/>
+        </w:rPr>
+      </w:pPr>
+      <w:r>
+        <w:rPr>
+          <w:rFonts w:hint="default"/>
+        </w:rPr>
+        <w:t xml:space="preserve">    ]).then(() =&gt; {</w:t>
+      </w:r>
+    </w:p>
+    <w:p>
+      <w:pPr>
+        <w:rPr>
+          <w:rFonts w:hint="default"/>
+        </w:rPr>
+      </w:pPr>
+      <w:r>
+        <w:rPr>
+          <w:rFonts w:hint="default"/>
+        </w:rPr>
+        <w:t xml:space="preserve">        preloadAssetsReady = true;</w:t>
+      </w:r>
+    </w:p>
+    <w:p>
+      <w:pPr>
+        <w:rPr>
+          <w:rFonts w:hint="default"/>
+        </w:rPr>
+      </w:pPr>
+      <w:r>
+        <w:rPr>
+          <w:rFonts w:hint="default"/>
+        </w:rPr>
+        <w:t xml:space="preserve">    });</w:t>
+      </w:r>
+    </w:p>
+    <w:p>
+      <w:pPr>
+        <w:rPr>
+          <w:rFonts w:hint="default"/>
+        </w:rPr>
+      </w:pPr>
+      <w:r>
+        <w:rPr>
+          <w:rFonts w:hint="default"/>
+        </w:rPr>
+        <w:t>}</w:t>
+      </w:r>
+    </w:p>
+    <w:p>
+      <w:pPr>
+        <w:rPr>
+          <w:rFonts w:hint="default"/>
+        </w:rPr>
+      </w:pPr>
+      <w:r>
+        <w:rPr>
+          <w:rFonts w:hint="default"/>
+        </w:rPr>
+        <w:t>let preloadAssetsReady = false;</w:t>
+      </w:r>
+    </w:p>
+    <w:p>
+      <w:pPr>
+        <w:rPr>
+          <w:rFonts w:hint="default"/>
+        </w:rPr>
+      </w:pPr>
+      <w:r>
+        <w:rPr>
+          <w:rFonts w:hint="default"/>
+        </w:rPr>
+        <w:t>function waitForAudioReady(audio) {</w:t>
+      </w:r>
+    </w:p>
+    <w:p>
+      <w:pPr>
+        <w:rPr>
+          <w:rFonts w:hint="default"/>
+        </w:rPr>
+      </w:pPr>
+      <w:r>
+        <w:rPr>
+          <w:rFonts w:hint="default"/>
+        </w:rPr>
+        <w:t xml:space="preserve">    return new Promise((resolve) =&gt; {</w:t>
+      </w:r>
+    </w:p>
+    <w:p>
+      <w:pPr>
+        <w:rPr>
+          <w:rFonts w:hint="default"/>
+        </w:rPr>
+      </w:pPr>
+      <w:r>
+        <w:rPr>
+          <w:rFonts w:hint="default"/>
+        </w:rPr>
+        <w:t xml:space="preserve">        if(audio.readyState &gt;= 3) {</w:t>
+      </w:r>
+    </w:p>
+    <w:p>
+      <w:pPr>
+        <w:rPr>
+          <w:rFonts w:hint="default"/>
+        </w:rPr>
+      </w:pPr>
+      <w:r>
+        <w:rPr>
+          <w:rFonts w:hint="default"/>
+        </w:rPr>
+        <w:t xml:space="preserve">            resolve();</w:t>
+      </w:r>
+    </w:p>
+    <w:p>
+      <w:pPr>
+        <w:rPr>
+          <w:rFonts w:hint="default"/>
+        </w:rPr>
+      </w:pPr>
+      <w:r>
+        <w:rPr>
+          <w:rFonts w:hint="default"/>
+        </w:rPr>
+        <w:t xml:space="preserve">            return;</w:t>
+      </w:r>
+    </w:p>
+    <w:p>
+      <w:pPr>
+        <w:rPr>
+          <w:rFonts w:hint="default"/>
+        </w:rPr>
+      </w:pPr>
+      <w:r>
+        <w:rPr>
+          <w:rFonts w:hint="default"/>
+        </w:rPr>
+        <w:t xml:space="preserve">        }</w:t>
+      </w:r>
+    </w:p>
+    <w:p>
+      <w:pPr>
+        <w:rPr>
+          <w:rFonts w:hint="default"/>
+        </w:rPr>
+      </w:pPr>
+      <w:r>
+        <w:rPr>
+          <w:rFonts w:hint="default"/>
+        </w:rPr>
+        <w:t xml:space="preserve">        const onReady = () =&gt; {</w:t>
+      </w:r>
+    </w:p>
+    <w:p>
+      <w:pPr>
+        <w:rPr>
+          <w:rFonts w:hint="default"/>
+        </w:rPr>
+      </w:pPr>
+      <w:r>
+        <w:rPr>
+          <w:rFonts w:hint="default"/>
+        </w:rPr>
+        <w:t xml:space="preserve">            audio.removeEventListener("canplaythrough", onReady);</w:t>
+      </w:r>
+    </w:p>
+    <w:p>
+      <w:pPr>
+        <w:rPr>
+          <w:rFonts w:hint="default"/>
+        </w:rPr>
+      </w:pPr>
+      <w:r>
+        <w:rPr>
+          <w:rFonts w:hint="default"/>
+        </w:rPr>
+        <w:t xml:space="preserve">            audio.removeEventListener("loadeddata", onReady);</w:t>
+      </w:r>
+    </w:p>
+    <w:p>
+      <w:pPr>
+        <w:rPr>
+          <w:rFonts w:hint="default"/>
+        </w:rPr>
+      </w:pPr>
+      <w:r>
+        <w:rPr>
+          <w:rFonts w:hint="default"/>
+        </w:rPr>
+        <w:t xml:space="preserve">            resolve();</w:t>
+      </w:r>
+    </w:p>
+    <w:p>
+      <w:pPr>
+        <w:rPr>
+          <w:rFonts w:hint="default"/>
+        </w:rPr>
+      </w:pPr>
+      <w:r>
+        <w:rPr>
+          <w:rFonts w:hint="default"/>
+        </w:rPr>
+        <w:t xml:space="preserve">        };</w:t>
+      </w:r>
+    </w:p>
+    <w:p>
+      <w:pPr>
+        <w:rPr>
+          <w:rFonts w:hint="default"/>
+        </w:rPr>
+      </w:pPr>
+      <w:r>
+        <w:rPr>
+          <w:rFonts w:hint="default"/>
+        </w:rPr>
+        <w:t xml:space="preserve">        audio.addEventListener("canplaythrough", onReady);</w:t>
+      </w:r>
+    </w:p>
+    <w:p>
+      <w:pPr>
+        <w:rPr>
+          <w:rFonts w:hint="default"/>
+        </w:rPr>
+      </w:pPr>
+      <w:r>
+        <w:rPr>
+          <w:rFonts w:hint="default"/>
+        </w:rPr>
+        <w:t xml:space="preserve">        audio.addEventListener("loadeddata", onReady);</w:t>
+      </w:r>
+    </w:p>
+    <w:p>
+      <w:pPr>
+        <w:rPr>
+          <w:rFonts w:hint="default"/>
+        </w:rPr>
+      </w:pPr>
+      <w:r>
+        <w:rPr>
+          <w:rFonts w:hint="default"/>
+        </w:rPr>
+        <w:t xml:space="preserve">        audio.load();</w:t>
+      </w:r>
+    </w:p>
+    <w:p>
+      <w:pPr>
+        <w:rPr>
+          <w:rFonts w:hint="default"/>
+        </w:rPr>
+      </w:pPr>
+      <w:r>
+        <w:rPr>
+          <w:rFonts w:hint="default"/>
+        </w:rPr>
+        <w:t xml:space="preserve">    });</w:t>
+      </w:r>
+    </w:p>
+    <w:p>
+      <w:pPr>
+        <w:rPr>
+          <w:rFonts w:hint="default"/>
+        </w:rPr>
+      </w:pPr>
+      <w:r>
+        <w:rPr>
+          <w:rFonts w:hint="default"/>
+        </w:rPr>
+        <w:t>}</w:t>
+      </w:r>
+    </w:p>
+    <w:p>
+      <w:pPr>
+        <w:rPr>
+          <w:rFonts w:hint="default"/>
+        </w:rPr>
+      </w:pPr>
+      <w:r>
+        <w:rPr>
+          <w:rFonts w:hint="default"/>
+        </w:rPr>
         <w:t>function startLoading(callback) {</w:t>
       </w:r>
     </w:p>
@@ -3997,33 +6267,59 @@
         <w:rPr>
           <w:rFonts w:hint="default"/>
         </w:rPr>
-        <w:t xml:space="preserve">            loadingText.style.display = "none";</w:t>
-      </w:r>
-    </w:p>
-    <w:p>
-      <w:pPr>
-        <w:rPr>
-          <w:rFonts w:hint="default"/>
-        </w:rPr>
-      </w:pPr>
-      <w:r>
-        <w:rPr>
-          <w:rFonts w:hint="default"/>
-        </w:rPr>
-        <w:t xml:space="preserve">            if(callback)</w:t>
-      </w:r>
-    </w:p>
-    <w:p>
-      <w:pPr>
-        <w:rPr>
-          <w:rFonts w:hint="default"/>
-        </w:rPr>
-      </w:pPr>
-      <w:r>
-        <w:rPr>
-          <w:rFonts w:hint="default"/>
-        </w:rPr>
-        <w:t xml:space="preserve">              callback();</w:t>
+        <w:t xml:space="preserve">            preloadAssets().then(() =&gt; {</w:t>
+      </w:r>
+    </w:p>
+    <w:p>
+      <w:pPr>
+        <w:rPr>
+          <w:rFonts w:hint="default"/>
+        </w:rPr>
+      </w:pPr>
+      <w:r>
+        <w:rPr>
+          <w:rFonts w:hint="default"/>
+        </w:rPr>
+        <w:t xml:space="preserve">                loadingText.style.display = "none";</w:t>
+      </w:r>
+    </w:p>
+    <w:p>
+      <w:pPr>
+        <w:rPr>
+          <w:rFonts w:hint="default"/>
+        </w:rPr>
+      </w:pPr>
+      <w:r>
+        <w:rPr>
+          <w:rFonts w:hint="default"/>
+        </w:rPr>
+        <w:t xml:space="preserve">                if(callback)</w:t>
+      </w:r>
+    </w:p>
+    <w:p>
+      <w:pPr>
+        <w:rPr>
+          <w:rFonts w:hint="default"/>
+        </w:rPr>
+      </w:pPr>
+      <w:r>
+        <w:rPr>
+          <w:rFonts w:hint="default"/>
+        </w:rPr>
+        <w:t xml:space="preserve">                    callback();</w:t>
+      </w:r>
+    </w:p>
+    <w:p>
+      <w:pPr>
+        <w:rPr>
+          <w:rFonts w:hint="default"/>
+        </w:rPr>
+      </w:pPr>
+      <w:r>
+        <w:rPr>
+          <w:rFonts w:hint="default"/>
+        </w:rPr>
+        <w:t xml:space="preserve">            });</w:t>
       </w:r>
     </w:p>
     <w:p>
@@ -26960,12 +29256,19 @@
       </w:r>
     </w:p>
     <w:p>
+      <w:pPr>
+        <w:rPr>
+          <w:rFonts w:hint="default"/>
+        </w:rPr>
+      </w:pPr>
       <w:r>
         <w:rPr>
           <w:rFonts w:hint="default"/>
         </w:rPr>
         <w:t>});</w:t>
       </w:r>
+    </w:p>
+    <w:p>
       <w:bookmarkStart w:id="0" w:name="_GoBack"/>
       <w:bookmarkEnd w:id="0"/>
     </w:p>
